--- a/docs/Unified_Rewards_Platform_Microservices_Migration_Plan.docx
+++ b/docs/Unified_Rewards_Platform_Microservices_Migration_Plan.docx
@@ -1574,7 +1574,7 @@
         <w:t xml:space="preserve">Auditability. </w:t>
       </w:r>
       <w:r>
-        <w:t xml:space="preserve"> Reporting &amp; Compliance maintains an immutable audit/compliance trail (from events) with per-country retention policies.</w:t>
+        <w:t xml:space="preserve"> Reporting &amp; Compliance maintains an immutable audit/compliance trail (from events) with per-country retention policies. [As-built: DataRetentionService (BackgroundService) enforces a 7-year configurable retention period on Claims, Settlements, Documents, and AuditEntries — runs every 24 h.]</w:t>
       </w:r>
     </w:p>
     <w:p>
@@ -1588,7 +1588,7 @@
         <w:t xml:space="preserve">Localisation. </w:t>
       </w:r>
       <w:r>
-        <w:t xml:space="preserve"> Currency, number/date formats, language (i18n) per country in the micro-frontends.</w:t>
+        <w:t xml:space="preserve"> Currency, number/date formats, language (i18n) per country in the micro-frontends. [As-built: CurrencyCode (ISO 4217, default INR) implemented on Claim, BenefitPlan, SettlementRequest, and AuditEntry. Frontend currency selector (INR/USD/EUR/GBP/SGD) on the Employee claim form. money() formatter is currency-aware across all 4 portals.]</w:t>
       </w:r>
     </w:p>
     <w:p>
@@ -1613,7 +1613,7 @@
         <w:t xml:space="preserve">One deployment + HPA per service </w:t>
       </w:r>
       <w:r>
-        <w:t xml:space="preserve"> — each service scales independently on CPU/memory or queue length; no more scaling the whole app to scale one part.</w:t>
+        <w:t xml:space="preserve"> — each service scales independently on CPU/memory or queue length; no more scaling the whole app to scale one part. [As-built: Azure Container Apps (ACA) used instead of AKS — provides equivalent per-service autoscaling with lower operational overhead. Health probes (liveness + readiness) point to /health on all 8 container apps. Bicep IaC in infra/modules/container-apps.bicep.]</w:t>
       </w:r>
     </w:p>
     <w:p>
